--- a/Наркология_область/Доклад_наркомания_алкоголизм_область_2026.docx
+++ b/Наркология_область/Доклад_наркомания_алкоголизм_область_2026.docx
@@ -789,7 +789,18 @@
         <w:rPr>
           <w:b w:val="0"/>
         </w:rPr>
-        <w:t>Возрастная структура подтверждает тот же вывод. Среди 287 лиц, состоящих на наркологическом учёте, один человек младше восемнадцати лет и тридцать один человек в возрасте от восемнадцати до двадцати четырёх лет — на всю область. Основная масса, 192 человека, это возраст от тридцати до сорока девяти лет.</w:t>
+        <w:t>Возрастная структура подтверждает тот же вывод. Среди 287 лиц, состоящих на наркологическом учёте, два человека младше восемнадцати лет и тридцать один человек в возрасте от восемнадцати до двадцати четырёх лет — на всю область. Основная масса, 192 человека, это возраст от тридцати до сорока девяти лет.</w:t>
+      </w:r>
+    </w:p>
+    <w:p>
+      <w:pPr>
+        <w:jc w:val="both"/>
+      </w:pPr>
+      <w:r>
+        <w:rPr>
+          <w:b w:val="0"/>
+        </w:rPr>
+        <w:t>Отмечу, что дело не в технической невозможности постановки детей на учёт: в диспансерном учёте по кодам F00–F99 состоит 2 024 лица младше восемнадцати лет. Дети в учёте есть — их нет именно в наркологическом учёте.</w:t>
       </w:r>
     </w:p>
     <w:p>
@@ -1141,6 +1152,28 @@
           <w:b w:val="0"/>
         </w:rPr>
         <w:t>Таким образом, полиция за полгода выявляет 87 потребителей наркотиков — почти треть от всего наркологического учёта области, составляющего 287 человек, — и передаёт в здравоохранение одного из восьмидесяти семи.</w:t>
+      </w:r>
+    </w:p>
+    <w:p>
+      <w:pPr>
+        <w:jc w:val="both"/>
+      </w:pPr>
+      <w:r>
+        <w:rPr>
+          <w:b w:val="0"/>
+        </w:rPr>
+        <w:t>К этому следует добавить статью 440-1 Кодекса, то есть появление в общественном месте в состоянии наркотического опьянения: по ней за период составлено 131 протокол, и лишь девять из этих лиц состоят на каком-либо психиатрическом учёте. В совокупности по двум статьям состояние наркотического опьянения установлено у 222 человек.</w:t>
+      </w:r>
+    </w:p>
+    <w:p>
+      <w:pPr>
+        <w:jc w:val="both"/>
+      </w:pPr>
+      <w:r>
+        <w:rPr>
+          <w:b w:val="0"/>
+        </w:rPr>
+        <w:t>Существенно то, каким образом оно устанавливалось. Из фабул протоколов следует, что факт потребления подтверждался медицинским освидетельствованием с лабораторным исследованием: в материалах прямо указано обнаружение мефедрона в моче. То есть государство располагает не предположением, а результатом исследования — и не использует его. Напомню, что по коду F15, то есть по стимуляторам, к которым относится мефедрон, на учёте всей области состоит десять человек. Освидетельствование выявляет вещество, но постановки на учёт за этим не следует.</w:t>
       </w:r>
     </w:p>
     <w:p>
@@ -3248,7 +3281,7 @@
         <w:rPr>
           <w:b w:val="0"/>
         </w:rPr>
-        <w:t>Применимость к области: именно стимуляторы определяют структуру потребления у молодёжи, которой в учёте практически нет — один человек младше восемнадцати лет и тридцать один в возрасте до двадцати пяти лет на всю область.</w:t>
+        <w:t>Применимость к области: именно стимуляторы определяют структуру потребления у молодёжи, которой в учёте практически нет — два человека младше восемнадцати лет и тридцать один в возрасте до двадцати пяти лет на всю область.</w:t>
       </w:r>
     </w:p>
     <w:p>
